--- a/rsp-dashboard/public/templates/Notice to DQ.docx
+++ b/rsp-dashboard/public/templates/Notice to DQ.docx
@@ -209,15 +209,15 @@
         <w:tblLook w:val="04A0" w:firstRow="1" w:lastRow="0" w:firstColumn="1" w:lastColumn="0" w:noHBand="0" w:noVBand="1"/>
       </w:tblPr>
       <w:tblGrid>
-        <w:gridCol w:w="1885"/>
-        <w:gridCol w:w="3600"/>
-        <w:gridCol w:w="3515"/>
-        <w:gridCol w:w="1440"/>
+        <w:gridCol w:w="1870"/>
+        <w:gridCol w:w="4065"/>
+        <w:gridCol w:w="2616"/>
+        <w:gridCol w:w="1889"/>
       </w:tblGrid>
       <w:tr>
         <w:tc>
           <w:tcPr>
-            <w:tcW w:w="1885" w:type="dxa"/>
+            <w:tcW w:w="1870" w:type="dxa"/>
             <w:tcBorders>
               <w:top w:val="single" w:sz="4" w:space="0" w:color="auto"/>
               <w:left w:val="single" w:sz="4" w:space="0" w:color="auto"/>
@@ -247,7 +247,7 @@
         </w:tc>
         <w:tc>
           <w:tcPr>
-            <w:tcW w:w="3600" w:type="dxa"/>
+            <w:tcW w:w="4065" w:type="dxa"/>
             <w:tcBorders>
               <w:top w:val="single" w:sz="4" w:space="0" w:color="auto"/>
               <w:left w:val="single" w:sz="4" w:space="0" w:color="auto"/>
@@ -277,7 +277,7 @@
         </w:tc>
         <w:tc>
           <w:tcPr>
-            <w:tcW w:w="3515" w:type="dxa"/>
+            <w:tcW w:w="2616" w:type="dxa"/>
             <w:tcBorders>
               <w:top w:val="single" w:sz="4" w:space="0" w:color="auto"/>
               <w:left w:val="single" w:sz="4" w:space="0" w:color="auto"/>
@@ -307,7 +307,7 @@
         </w:tc>
         <w:tc>
           <w:tcPr>
-            <w:tcW w:w="1440" w:type="dxa"/>
+            <w:tcW w:w="1889" w:type="dxa"/>
             <w:tcBorders>
               <w:top w:val="single" w:sz="4" w:space="0" w:color="auto"/>
               <w:left w:val="single" w:sz="4" w:space="0" w:color="auto"/>
@@ -339,7 +339,7 @@
       <w:tr>
         <w:tc>
           <w:tcPr>
-            <w:tcW w:w="1885" w:type="dxa"/>
+            <w:tcW w:w="1870" w:type="dxa"/>
             <w:vMerge w:val="restart"/>
             <w:tcBorders>
               <w:top w:val="single" w:sz="4" w:space="0" w:color="auto"/>
@@ -360,14 +360,17 @@
             <w:r>
               <w:rPr>
                 <w:rFonts w:ascii="Bookman Old Style" w:hAnsi="Bookman Old Style"/>
-              </w:rPr>
-              <w:t>Administrative Assistant III (Senior Bookkeeper)</w:t>
+                <w:kern w:val="2"/>
+                <w:lang w:val="en-US"/>
+                <w14:ligatures w14:val="standardContextual"/>
+              </w:rPr>
+              <w:t>{Position}</w:t>
             </w:r>
           </w:p>
         </w:tc>
         <w:tc>
           <w:tcPr>
-            <w:tcW w:w="3600" w:type="dxa"/>
+            <w:tcW w:w="4065" w:type="dxa"/>
             <w:tcBorders>
               <w:top w:val="single" w:sz="4" w:space="0" w:color="auto"/>
               <w:left w:val="single" w:sz="4" w:space="0" w:color="auto"/>
@@ -389,6 +392,7 @@
                 <w:rFonts w:ascii="Bookman Old Style" w:hAnsi="Bookman Old Style"/>
                 <w:b/>
                 <w:kern w:val="2"/>
+                <w:lang w:val="en-US"/>
                 <w14:ligatures w14:val="standardContextual"/>
               </w:rPr>
               <w:t>Education:</w:t>
@@ -397,6 +401,7 @@
               <w:rPr>
                 <w:rFonts w:ascii="Bookman Old Style" w:hAnsi="Bookman Old Style"/>
                 <w:kern w:val="2"/>
+                <w:lang w:val="en-US"/>
                 <w14:ligatures w14:val="standardContextual"/>
               </w:rPr>
               <w:t xml:space="preserve"> </w:t>
@@ -406,6 +411,7 @@
                 <w:rFonts w:ascii="Bookman Old Style" w:hAnsi="Bookman Old Style"/>
                 <w:bCs/>
                 <w:kern w:val="2"/>
+                <w:lang w:val="en-US"/>
                 <w14:ligatures w14:val="standardContextual"/>
               </w:rPr>
               <w:t xml:space="preserve"> </w:t>
@@ -414,6 +420,7 @@
               <w:rPr>
                 <w:rFonts w:ascii="Bookman Old Style" w:hAnsi="Bookman Old Style"/>
                 <w:kern w:val="2"/>
+                <w:lang w:val="en-US"/>
                 <w14:ligatures w14:val="standardContextual"/>
               </w:rPr>
               <w:t xml:space="preserve"> </w:t>
@@ -423,15 +430,16 @@
                 <w:rFonts w:ascii="Bookman Old Style" w:hAnsi="Bookman Old Style"/>
                 <w:bCs/>
                 <w:kern w:val="2"/>
+                <w:lang w:val="en-US"/>
                 <w14:ligatures w14:val="standardContextual"/>
               </w:rPr>
-              <w:t>Completion of two-year studies in college</w:t>
+              <w:t>{QSEducation}</w:t>
             </w:r>
           </w:p>
         </w:tc>
         <w:tc>
           <w:tcPr>
-            <w:tcW w:w="3515" w:type="dxa"/>
+            <w:tcW w:w="2616" w:type="dxa"/>
             <w:tcBorders>
               <w:top w:val="single" w:sz="4" w:space="0" w:color="auto"/>
               <w:left w:val="single" w:sz="4" w:space="0" w:color="auto"/>
@@ -450,14 +458,17 @@
             <w:r>
               <w:rPr>
                 <w:rFonts w:ascii="Bookman Old Style" w:hAnsi="Bookman Old Style"/>
-              </w:rPr>
-              <w:t>BEEd in General Education</w:t>
+                <w:kern w:val="2"/>
+                <w:lang w:val="en-US"/>
+                <w14:ligatures w14:val="standardContextual"/>
+              </w:rPr>
+              <w:t>{AppEducation}</w:t>
             </w:r>
           </w:p>
         </w:tc>
         <w:tc>
           <w:tcPr>
-            <w:tcW w:w="1440" w:type="dxa"/>
+            <w:tcW w:w="1889" w:type="dxa"/>
             <w:tcBorders>
               <w:top w:val="single" w:sz="4" w:space="0" w:color="auto"/>
               <w:left w:val="single" w:sz="4" w:space="0" w:color="auto"/>
@@ -477,6 +488,9 @@
             <w:r>
               <w:rPr>
                 <w:rFonts w:ascii="Bookman Old Style" w:hAnsi="Bookman Old Style"/>
+                <w:kern w:val="2"/>
+                <w:lang w:val="en-US"/>
+                <w14:ligatures w14:val="standardContextual"/>
               </w:rPr>
               <w:t>{RmEducation}</w:t>
             </w:r>
@@ -486,7 +500,7 @@
       <w:tr>
         <w:tc>
           <w:tcPr>
-            <w:tcW w:w="1885" w:type="dxa"/>
+            <w:tcW w:w="1870" w:type="dxa"/>
             <w:vMerge/>
             <w:tcBorders>
               <w:top w:val="single" w:sz="4" w:space="0" w:color="auto"/>
@@ -508,7 +522,7 @@
         </w:tc>
         <w:tc>
           <w:tcPr>
-            <w:tcW w:w="3600" w:type="dxa"/>
+            <w:tcW w:w="4065" w:type="dxa"/>
             <w:tcBorders>
               <w:top w:val="single" w:sz="4" w:space="0" w:color="auto"/>
               <w:left w:val="single" w:sz="4" w:space="0" w:color="auto"/>
@@ -530,6 +544,7 @@
                 <w:rFonts w:ascii="Bookman Old Style" w:hAnsi="Bookman Old Style"/>
                 <w:b/>
                 <w:kern w:val="2"/>
+                <w:lang w:val="en-US"/>
                 <w14:ligatures w14:val="standardContextual"/>
               </w:rPr>
               <w:t xml:space="preserve">Training: </w:t>
@@ -538,6 +553,7 @@
               <w:rPr>
                 <w:rFonts w:ascii="Bookman Old Style" w:hAnsi="Bookman Old Style"/>
                 <w:kern w:val="2"/>
+                <w:lang w:val="en-US"/>
                 <w14:ligatures w14:val="standardContextual"/>
               </w:rPr>
               <w:t xml:space="preserve"> </w:t>
@@ -547,25 +563,16 @@
                 <w:rFonts w:ascii="Bookman Old Style" w:hAnsi="Bookman Old Style"/>
                 <w:bCs/>
                 <w:kern w:val="2"/>
+                <w:lang w:val="en-US"/>
                 <w14:ligatures w14:val="standardContextual"/>
               </w:rPr>
-              <w:t xml:space="preserve">4 hours of relevant training </w:t>
-            </w:r>
-            <w:r>
-              <w:rPr>
-                <w:rFonts w:ascii="Bookman Old Style" w:hAnsi="Bookman Old Style"/>
-                <w:bCs/>
-                <w:color w:val="0070C0"/>
-                <w:kern w:val="2"/>
-                <w14:ligatures w14:val="standardContextual"/>
-              </w:rPr>
-              <w:t>(Finance-related)</w:t>
+              <w:t>{QSTraining}</w:t>
             </w:r>
           </w:p>
         </w:tc>
         <w:tc>
           <w:tcPr>
-            <w:tcW w:w="3515" w:type="dxa"/>
+            <w:tcW w:w="2616" w:type="dxa"/>
             <w:tcBorders>
               <w:top w:val="single" w:sz="4" w:space="0" w:color="auto"/>
               <w:left w:val="single" w:sz="4" w:space="0" w:color="auto"/>
@@ -584,20 +591,17 @@
             <w:r>
               <w:rPr>
                 <w:rFonts w:ascii="Bookman Old Style" w:hAnsi="Bookman Old Style"/>
-              </w:rPr>
-              <w:t>Bookkeeping NC III</w:t>
-            </w:r>
-            <w:r>
-              <w:rPr>
-                <w:rFonts w:ascii="Bookman Old Style" w:hAnsi="Bookman Old Style"/>
-              </w:rPr>
-              <w:t xml:space="preserve"> (292 hours)</w:t>
+                <w:kern w:val="2"/>
+                <w:lang w:val="en-US"/>
+                <w14:ligatures w14:val="standardContextual"/>
+              </w:rPr>
+              <w:t>{AppTraining}</w:t>
             </w:r>
           </w:p>
         </w:tc>
         <w:tc>
           <w:tcPr>
-            <w:tcW w:w="1440" w:type="dxa"/>
+            <w:tcW w:w="1889" w:type="dxa"/>
             <w:tcBorders>
               <w:top w:val="single" w:sz="4" w:space="0" w:color="auto"/>
               <w:left w:val="single" w:sz="4" w:space="0" w:color="auto"/>
@@ -618,6 +622,9 @@
             <w:r>
               <w:rPr>
                 <w:rFonts w:ascii="Bookman Old Style" w:hAnsi="Bookman Old Style"/>
+                <w:kern w:val="2"/>
+                <w:lang w:val="en-US"/>
+                <w14:ligatures w14:val="standardContextual"/>
               </w:rPr>
               <w:t>{RmExperience}</w:t>
             </w:r>
@@ -627,7 +634,7 @@
       <w:tr>
         <w:tc>
           <w:tcPr>
-            <w:tcW w:w="1885" w:type="dxa"/>
+            <w:tcW w:w="1870" w:type="dxa"/>
             <w:vMerge/>
             <w:tcBorders>
               <w:top w:val="single" w:sz="4" w:space="0" w:color="auto"/>
@@ -649,7 +656,7 @@
         </w:tc>
         <w:tc>
           <w:tcPr>
-            <w:tcW w:w="3600" w:type="dxa"/>
+            <w:tcW w:w="4065" w:type="dxa"/>
             <w:tcBorders>
               <w:top w:val="single" w:sz="4" w:space="0" w:color="auto"/>
               <w:left w:val="single" w:sz="4" w:space="0" w:color="auto"/>
@@ -671,6 +678,7 @@
                 <w:rFonts w:ascii="Bookman Old Style" w:hAnsi="Bookman Old Style"/>
                 <w:b/>
                 <w:kern w:val="2"/>
+                <w:lang w:val="en-US"/>
                 <w14:ligatures w14:val="standardContextual"/>
               </w:rPr>
               <w:t xml:space="preserve">Experience: </w:t>
@@ -679,6 +687,7 @@
               <w:rPr>
                 <w:rFonts w:ascii="Bookman Old Style" w:hAnsi="Bookman Old Style"/>
                 <w:kern w:val="2"/>
+                <w:lang w:val="en-US"/>
                 <w14:ligatures w14:val="standardContextual"/>
               </w:rPr>
               <w:t xml:space="preserve"> </w:t>
@@ -688,25 +697,16 @@
                 <w:rFonts w:ascii="Bookman Old Style" w:hAnsi="Bookman Old Style"/>
                 <w:bCs/>
                 <w:kern w:val="2"/>
+                <w:lang w:val="en-US"/>
                 <w14:ligatures w14:val="standardContextual"/>
               </w:rPr>
-              <w:t xml:space="preserve">1 year of relevant experience </w:t>
-            </w:r>
-            <w:r>
-              <w:rPr>
-                <w:rFonts w:ascii="Bookman Old Style" w:hAnsi="Bookman Old Style"/>
-                <w:bCs/>
-                <w:color w:val="0070C0"/>
-                <w:kern w:val="2"/>
-                <w14:ligatures w14:val="standardContextual"/>
-              </w:rPr>
-              <w:t>(Finance-related)</w:t>
+              <w:t>{QSExperience}</w:t>
             </w:r>
           </w:p>
         </w:tc>
         <w:tc>
           <w:tcPr>
-            <w:tcW w:w="3515" w:type="dxa"/>
+            <w:tcW w:w="2616" w:type="dxa"/>
             <w:tcBorders>
               <w:top w:val="single" w:sz="4" w:space="0" w:color="auto"/>
               <w:left w:val="single" w:sz="4" w:space="0" w:color="auto"/>
@@ -725,38 +725,17 @@
             <w:r>
               <w:rPr>
                 <w:rFonts w:ascii="Bookman Old Style" w:hAnsi="Bookman Old Style"/>
-              </w:rPr>
-              <w:t>Legal Researcher/ Legal Assistant</w:t>
-            </w:r>
-            <w:r>
-              <w:rPr>
-                <w:rFonts w:ascii="Bookman Old Style" w:hAnsi="Bookman Old Style"/>
-              </w:rPr>
-              <w:t xml:space="preserve"> </w:t>
-            </w:r>
-            <w:r>
-              <w:rPr>
-                <w:rFonts w:ascii="Bookman Old Style" w:hAnsi="Bookman Old Style"/>
-              </w:rPr>
-              <w:t>(</w:t>
-            </w:r>
-            <w:r>
-              <w:rPr>
-                <w:rFonts w:ascii="Bookman Old Style" w:hAnsi="Bookman Old Style"/>
-              </w:rPr>
-              <w:t>1</w:t>
-            </w:r>
-            <w:r>
-              <w:rPr>
-                <w:rFonts w:ascii="Bookman Old Style" w:hAnsi="Bookman Old Style"/>
-              </w:rPr>
-              <w:t xml:space="preserve"> year)</w:t>
+                <w:kern w:val="2"/>
+                <w:lang w:val="en-US"/>
+                <w14:ligatures w14:val="standardContextual"/>
+              </w:rPr>
+              <w:t>{AppExperience}</w:t>
             </w:r>
           </w:p>
         </w:tc>
         <w:tc>
           <w:tcPr>
-            <w:tcW w:w="1440" w:type="dxa"/>
+            <w:tcW w:w="1889" w:type="dxa"/>
             <w:tcBorders>
               <w:top w:val="single" w:sz="4" w:space="0" w:color="auto"/>
               <w:left w:val="single" w:sz="4" w:space="0" w:color="auto"/>
@@ -776,12 +755,9 @@
             <w:r>
               <w:rPr>
                 <w:rFonts w:ascii="Bookman Old Style" w:hAnsi="Bookman Old Style"/>
-              </w:rPr>
-              <w:t xml:space="preserve">Not </w:t>
-            </w:r>
-            <w:r>
-              <w:rPr>
-                <w:rFonts w:ascii="Bookman Old Style" w:hAnsi="Bookman Old Style"/>
+                <w:kern w:val="2"/>
+                <w:lang w:val="en-US"/>
+                <w14:ligatures w14:val="standardContextual"/>
               </w:rPr>
               <w:t>{RmTraining}</w:t>
             </w:r>
@@ -791,7 +767,7 @@
       <w:tr>
         <w:tc>
           <w:tcPr>
-            <w:tcW w:w="1885" w:type="dxa"/>
+            <w:tcW w:w="1870" w:type="dxa"/>
             <w:vMerge/>
             <w:tcBorders>
               <w:top w:val="single" w:sz="4" w:space="0" w:color="auto"/>
@@ -813,7 +789,7 @@
         </w:tc>
         <w:tc>
           <w:tcPr>
-            <w:tcW w:w="3600" w:type="dxa"/>
+            <w:tcW w:w="4065" w:type="dxa"/>
             <w:tcBorders>
               <w:top w:val="single" w:sz="4" w:space="0" w:color="auto"/>
               <w:left w:val="single" w:sz="4" w:space="0" w:color="auto"/>
@@ -835,6 +811,7 @@
                 <w:rFonts w:ascii="Bookman Old Style" w:hAnsi="Bookman Old Style"/>
                 <w:b/>
                 <w:kern w:val="2"/>
+                <w:lang w:val="en-US"/>
                 <w14:ligatures w14:val="standardContextual"/>
               </w:rPr>
               <w:t>Eligibility:</w:t>
@@ -843,6 +820,7 @@
               <w:rPr>
                 <w:rFonts w:ascii="Bookman Old Style" w:hAnsi="Bookman Old Style"/>
                 <w:kern w:val="2"/>
+                <w:lang w:val="en-US"/>
                 <w14:ligatures w14:val="standardContextual"/>
               </w:rPr>
               <w:t xml:space="preserve">  </w:t>
@@ -852,15 +830,16 @@
                 <w:rFonts w:ascii="Bookman Old Style" w:hAnsi="Bookman Old Style"/>
                 <w:bCs/>
                 <w:kern w:val="2"/>
+                <w:lang w:val="en-US"/>
                 <w14:ligatures w14:val="standardContextual"/>
               </w:rPr>
-              <w:t>Career Service (Sub-Professional)/First Level Eligibility</w:t>
+              <w:t>{QSEligibility}</w:t>
             </w:r>
           </w:p>
         </w:tc>
         <w:tc>
           <w:tcPr>
-            <w:tcW w:w="3515" w:type="dxa"/>
+            <w:tcW w:w="2616" w:type="dxa"/>
             <w:tcBorders>
               <w:top w:val="single" w:sz="4" w:space="0" w:color="auto"/>
               <w:left w:val="single" w:sz="4" w:space="0" w:color="auto"/>
@@ -879,14 +858,17 @@
             <w:r>
               <w:rPr>
                 <w:rFonts w:ascii="Bookman Old Style" w:hAnsi="Bookman Old Style"/>
-              </w:rPr>
-              <w:t>CS Professional</w:t>
+                <w:kern w:val="2"/>
+                <w:lang w:val="en-US"/>
+                <w14:ligatures w14:val="standardContextual"/>
+              </w:rPr>
+              <w:t>{AppEligibility}</w:t>
             </w:r>
           </w:p>
         </w:tc>
         <w:tc>
           <w:tcPr>
-            <w:tcW w:w="1440" w:type="dxa"/>
+            <w:tcW w:w="1889" w:type="dxa"/>
             <w:tcBorders>
               <w:top w:val="single" w:sz="4" w:space="0" w:color="auto"/>
               <w:left w:val="single" w:sz="4" w:space="0" w:color="auto"/>
@@ -906,6 +888,9 @@
             <w:r>
               <w:rPr>
                 <w:rFonts w:ascii="Bookman Old Style" w:hAnsi="Bookman Old Style"/>
+                <w:kern w:val="2"/>
+                <w:lang w:val="en-US"/>
+                <w14:ligatures w14:val="standardContextual"/>
               </w:rPr>
               <w:t>{RmEligibility}</w:t>
             </w:r>
@@ -1009,7 +994,7 @@
           <w:b/>
           <w:bCs/>
         </w:rPr>
-        <w:t>ADAS3-DOP-0</w:t>
+        <w:t>{ApplicationCode}</w:t>
       </w:r>
       <w:r>
         <w:rPr>
@@ -1017,13 +1002,13 @@
           <w:b/>
           <w:bCs/>
         </w:rPr>
-        <w:t>19</w:t>
+        <w:t xml:space="preserve"> </w:t>
       </w:r>
       <w:r>
         <w:rPr>
           <w:rFonts w:ascii="Bookman Old Style" w:hAnsi="Bookman Old Style"/>
         </w:rPr>
-        <w:t xml:space="preserve"> in the official postings of the results.</w:t>
+        <w:t>in the official postings of the results.</w:t>
       </w:r>
     </w:p>
     <w:p>
@@ -2103,11 +2088,7 @@
         </mc:Choice>
         <mc:Fallback>
           <w:pict>
-            <v:shapetype w14:anchorId="098F1ADA" id="_x0000_t202" coordsize="21600,21600" o:spt="202" path="m,l,21600r21600,l21600,xe">
-              <v:stroke joinstyle="miter"/>
-              <v:path gradientshapeok="t" o:connecttype="rect"/>
-            </v:shapetype>
-            <v:shape id="Text Box 3" o:spid="_x0000_s1027" type="#_x0000_t202" style="position:absolute;margin-left:247.2pt;margin-top:21.45pt;width:166.4pt;height:23.6pt;z-index:251665408;visibility:visible;mso-wrap-style:square;mso-width-percent:0;mso-height-percent:0;mso-wrap-distance-left:9pt;mso-wrap-distance-top:0;mso-wrap-distance-right:9pt;mso-wrap-distance-bottom:0;mso-position-horizontal:absolute;mso-position-horizontal-relative:text;mso-position-vertical:absolute;mso-position-vertical-relative:text;mso-width-percent:0;mso-height-percent:0;mso-width-relative:page;mso-height-relative:page;v-text-anchor:top" o:gfxdata="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" stroked="f">
+            <v:shape w14:anchorId="098F1ADA" id="Text Box 3" o:spid="_x0000_s1027" type="#_x0000_t202" style="position:absolute;margin-left:247.2pt;margin-top:21.45pt;width:166.4pt;height:23.6pt;z-index:251665408;visibility:visible;mso-wrap-style:square;mso-width-percent:0;mso-height-percent:0;mso-wrap-distance-left:9pt;mso-wrap-distance-top:0;mso-wrap-distance-right:9pt;mso-wrap-distance-bottom:0;mso-position-horizontal:absolute;mso-position-horizontal-relative:text;mso-position-vertical:absolute;mso-position-vertical-relative:text;mso-width-percent:0;mso-height-percent:0;mso-width-relative:page;mso-height-relative:page;v-text-anchor:top" o:gfxdata="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" stroked="f">
               <v:textbox inset="1.44pt,0,0,0">
                 <w:txbxContent>
                   <w:tbl>

--- a/rsp-dashboard/public/templates/Notice to DQ.docx
+++ b/rsp-dashboard/public/templates/Notice to DQ.docx
@@ -157,7 +157,15 @@
           <w:b/>
           <w:bCs/>
         </w:rPr>
-        <w:t xml:space="preserve">Administrative Assistant III (Senior Bookkeeper) </w:t>
+        <w:t>{Position}</w:t>
+      </w:r>
+      <w:r>
+        <w:rPr>
+          <w:rFonts w:ascii="Bookman Old Style" w:hAnsi="Bookman Old Style"/>
+          <w:b/>
+          <w:bCs/>
+        </w:rPr>
+        <w:t xml:space="preserve"> </w:t>
       </w:r>
       <w:r>
         <w:rPr>
@@ -171,7 +179,7 @@
           <w:b/>
           <w:bCs/>
         </w:rPr>
-        <w:t>Department of Education, Division of {Address}</w:t>
+        <w:t>Department of Education, Division of Iligan City</w:t>
       </w:r>
       <w:r>
         <w:rPr>
@@ -926,7 +934,19 @@
         <w:rPr>
           <w:rFonts w:ascii="Bookman Old Style" w:hAnsi="Bookman Old Style"/>
         </w:rPr>
-        <w:t xml:space="preserve">While your qualifications made a favorable impression, we regret to inform you that you did not meet the minimum QS set for Administrative Assistant II (Disbursing Officer II) position. You may, however, continue to submit job applications in response to other vacancy announcements that we publish at </w:t>
+        <w:t>{ReasonText}</w:t>
+      </w:r>
+      <w:r>
+        <w:rPr>
+          <w:rFonts w:ascii="Bookman Old Style" w:hAnsi="Bookman Old Style"/>
+        </w:rPr>
+        <w:t xml:space="preserve"> </w:t>
+      </w:r>
+      <w:r>
+        <w:rPr>
+          <w:rFonts w:ascii="Bookman Old Style" w:hAnsi="Bookman Old Style"/>
+        </w:rPr>
+        <w:t xml:space="preserve">You may, however, continue to submit job applications in response to other vacancy announcements that we publish at </w:t>
       </w:r>
       <w:hyperlink r:id="rId7" w:history="1">
         <w:r>
@@ -2088,7 +2108,11 @@
         </mc:Choice>
         <mc:Fallback>
           <w:pict>
-            <v:shape w14:anchorId="098F1ADA" id="Text Box 3" o:spid="_x0000_s1027" type="#_x0000_t202" style="position:absolute;margin-left:247.2pt;margin-top:21.45pt;width:166.4pt;height:23.6pt;z-index:251665408;visibility:visible;mso-wrap-style:square;mso-width-percent:0;mso-height-percent:0;mso-wrap-distance-left:9pt;mso-wrap-distance-top:0;mso-wrap-distance-right:9pt;mso-wrap-distance-bottom:0;mso-position-horizontal:absolute;mso-position-horizontal-relative:text;mso-position-vertical:absolute;mso-position-vertical-relative:text;mso-width-percent:0;mso-height-percent:0;mso-width-relative:page;mso-height-relative:page;v-text-anchor:top" o:gfxdata="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" stroked="f">
+            <v:shapetype w14:anchorId="098F1ADA" id="_x0000_t202" coordsize="21600,21600" o:spt="202" path="m,l,21600r21600,l21600,xe">
+              <v:stroke joinstyle="miter"/>
+              <v:path gradientshapeok="t" o:connecttype="rect"/>
+            </v:shapetype>
+            <v:shape id="Text Box 3" o:spid="_x0000_s1027" type="#_x0000_t202" style="position:absolute;margin-left:247.2pt;margin-top:21.45pt;width:166.4pt;height:23.6pt;z-index:251665408;visibility:visible;mso-wrap-style:square;mso-width-percent:0;mso-height-percent:0;mso-wrap-distance-left:9pt;mso-wrap-distance-top:0;mso-wrap-distance-right:9pt;mso-wrap-distance-bottom:0;mso-position-horizontal:absolute;mso-position-horizontal-relative:text;mso-position-vertical:absolute;mso-position-vertical-relative:text;mso-width-percent:0;mso-height-percent:0;mso-width-relative:page;mso-height-relative:page;v-text-anchor:top" o:gfxdata="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" stroked="f">
               <v:textbox inset="1.44pt,0,0,0">
                 <w:txbxContent>
                   <w:tbl>

--- a/rsp-dashboard/public/templates/Notice to DQ.docx
+++ b/rsp-dashboard/public/templates/Notice to DQ.docx
@@ -23,7 +23,21 @@
         <w:rPr>
           <w:rFonts w:ascii="Bookman Old Style" w:hAnsi="Bookman Old Style"/>
         </w:rPr>
-        <w:t>{FormattedDate}</w:t>
+        <w:t>{</w:t>
+      </w:r>
+      <w:proofErr w:type="spellStart"/>
+      <w:r>
+        <w:rPr>
+          <w:rFonts w:ascii="Bookman Old Style" w:hAnsi="Bookman Old Style"/>
+        </w:rPr>
+        <w:t>FormattedDate</w:t>
+      </w:r>
+      <w:proofErr w:type="spellEnd"/>
+      <w:r>
+        <w:rPr>
+          <w:rFonts w:ascii="Bookman Old Style" w:hAnsi="Bookman Old Style"/>
+        </w:rPr>
+        <w:t>}</w:t>
       </w:r>
     </w:p>
     <w:p>
@@ -49,7 +63,25 @@
           <w:b/>
           <w:bCs/>
         </w:rPr>
-        <w:t>{ApplicantName}</w:t>
+        <w:t>{</w:t>
+      </w:r>
+      <w:proofErr w:type="spellStart"/>
+      <w:r>
+        <w:rPr>
+          <w:rFonts w:ascii="Bookman Old Style" w:hAnsi="Bookman Old Style"/>
+          <w:b/>
+          <w:bCs/>
+        </w:rPr>
+        <w:t>ApplicantName</w:t>
+      </w:r>
+      <w:proofErr w:type="spellEnd"/>
+      <w:r>
+        <w:rPr>
+          <w:rFonts w:ascii="Bookman Old Style" w:hAnsi="Bookman Old Style"/>
+          <w:b/>
+          <w:bCs/>
+        </w:rPr>
+        <w:t>}</w:t>
       </w:r>
     </w:p>
     <w:p>
@@ -405,6 +437,7 @@
               </w:rPr>
               <w:t>Education:</w:t>
             </w:r>
+            <w:proofErr w:type="gramStart"/>
             <w:r>
               <w:rPr>
                 <w:rFonts w:ascii="Bookman Old Style" w:hAnsi="Bookman Old Style"/>
@@ -441,7 +474,30 @@
                 <w:lang w:val="en-US"/>
                 <w14:ligatures w14:val="standardContextual"/>
               </w:rPr>
-              <w:t>{QSEducation}</w:t>
+              <w:t>{</w:t>
+            </w:r>
+            <w:proofErr w:type="spellStart"/>
+            <w:proofErr w:type="gramEnd"/>
+            <w:r>
+              <w:rPr>
+                <w:rFonts w:ascii="Bookman Old Style" w:hAnsi="Bookman Old Style"/>
+                <w:bCs/>
+                <w:kern w:val="2"/>
+                <w:lang w:val="en-US"/>
+                <w14:ligatures w14:val="standardContextual"/>
+              </w:rPr>
+              <w:t>QSEducation</w:t>
+            </w:r>
+            <w:proofErr w:type="spellEnd"/>
+            <w:r>
+              <w:rPr>
+                <w:rFonts w:ascii="Bookman Old Style" w:hAnsi="Bookman Old Style"/>
+                <w:bCs/>
+                <w:kern w:val="2"/>
+                <w:lang w:val="en-US"/>
+                <w14:ligatures w14:val="standardContextual"/>
+              </w:rPr>
+              <w:t>}</w:t>
             </w:r>
           </w:p>
         </w:tc>
@@ -470,7 +526,27 @@
                 <w:lang w:val="en-US"/>
                 <w14:ligatures w14:val="standardContextual"/>
               </w:rPr>
-              <w:t>{AppEducation}</w:t>
+              <w:t>{</w:t>
+            </w:r>
+            <w:proofErr w:type="spellStart"/>
+            <w:r>
+              <w:rPr>
+                <w:rFonts w:ascii="Bookman Old Style" w:hAnsi="Bookman Old Style"/>
+                <w:kern w:val="2"/>
+                <w:lang w:val="en-US"/>
+                <w14:ligatures w14:val="standardContextual"/>
+              </w:rPr>
+              <w:t>AppEducation</w:t>
+            </w:r>
+            <w:proofErr w:type="spellEnd"/>
+            <w:r>
+              <w:rPr>
+                <w:rFonts w:ascii="Bookman Old Style" w:hAnsi="Bookman Old Style"/>
+                <w:kern w:val="2"/>
+                <w:lang w:val="en-US"/>
+                <w14:ligatures w14:val="standardContextual"/>
+              </w:rPr>
+              <w:t>}</w:t>
             </w:r>
           </w:p>
         </w:tc>
@@ -500,7 +576,27 @@
                 <w:lang w:val="en-US"/>
                 <w14:ligatures w14:val="standardContextual"/>
               </w:rPr>
-              <w:t>{RmEducation}</w:t>
+              <w:t>{</w:t>
+            </w:r>
+            <w:proofErr w:type="spellStart"/>
+            <w:r>
+              <w:rPr>
+                <w:rFonts w:ascii="Bookman Old Style" w:hAnsi="Bookman Old Style"/>
+                <w:kern w:val="2"/>
+                <w:lang w:val="en-US"/>
+                <w14:ligatures w14:val="standardContextual"/>
+              </w:rPr>
+              <w:t>RmEducation</w:t>
+            </w:r>
+            <w:proofErr w:type="spellEnd"/>
+            <w:r>
+              <w:rPr>
+                <w:rFonts w:ascii="Bookman Old Style" w:hAnsi="Bookman Old Style"/>
+                <w:kern w:val="2"/>
+                <w:lang w:val="en-US"/>
+                <w14:ligatures w14:val="standardContextual"/>
+              </w:rPr>
+              <w:t>}</w:t>
             </w:r>
           </w:p>
         </w:tc>
@@ -555,7 +651,18 @@
                 <w:lang w:val="en-US"/>
                 <w14:ligatures w14:val="standardContextual"/>
               </w:rPr>
-              <w:t xml:space="preserve">Training: </w:t>
+              <w:t>Training</w:t>
+            </w:r>
+            <w:proofErr w:type="gramStart"/>
+            <w:r>
+              <w:rPr>
+                <w:rFonts w:ascii="Bookman Old Style" w:hAnsi="Bookman Old Style"/>
+                <w:b/>
+                <w:kern w:val="2"/>
+                <w:lang w:val="en-US"/>
+                <w14:ligatures w14:val="standardContextual"/>
+              </w:rPr>
+              <w:t xml:space="preserve">: </w:t>
             </w:r>
             <w:r>
               <w:rPr>
@@ -574,7 +681,30 @@
                 <w:lang w:val="en-US"/>
                 <w14:ligatures w14:val="standardContextual"/>
               </w:rPr>
-              <w:t>{QSTraining}</w:t>
+              <w:t>{</w:t>
+            </w:r>
+            <w:proofErr w:type="spellStart"/>
+            <w:proofErr w:type="gramEnd"/>
+            <w:r>
+              <w:rPr>
+                <w:rFonts w:ascii="Bookman Old Style" w:hAnsi="Bookman Old Style"/>
+                <w:bCs/>
+                <w:kern w:val="2"/>
+                <w:lang w:val="en-US"/>
+                <w14:ligatures w14:val="standardContextual"/>
+              </w:rPr>
+              <w:t>QSTraining</w:t>
+            </w:r>
+            <w:proofErr w:type="spellEnd"/>
+            <w:r>
+              <w:rPr>
+                <w:rFonts w:ascii="Bookman Old Style" w:hAnsi="Bookman Old Style"/>
+                <w:bCs/>
+                <w:kern w:val="2"/>
+                <w:lang w:val="en-US"/>
+                <w14:ligatures w14:val="standardContextual"/>
+              </w:rPr>
+              <w:t>}</w:t>
             </w:r>
           </w:p>
         </w:tc>
@@ -603,7 +733,27 @@
                 <w:lang w:val="en-US"/>
                 <w14:ligatures w14:val="standardContextual"/>
               </w:rPr>
-              <w:t>{AppTraining}</w:t>
+              <w:t>{</w:t>
+            </w:r>
+            <w:proofErr w:type="spellStart"/>
+            <w:r>
+              <w:rPr>
+                <w:rFonts w:ascii="Bookman Old Style" w:hAnsi="Bookman Old Style"/>
+                <w:kern w:val="2"/>
+                <w:lang w:val="en-US"/>
+                <w14:ligatures w14:val="standardContextual"/>
+              </w:rPr>
+              <w:t>AppTraining</w:t>
+            </w:r>
+            <w:proofErr w:type="spellEnd"/>
+            <w:r>
+              <w:rPr>
+                <w:rFonts w:ascii="Bookman Old Style" w:hAnsi="Bookman Old Style"/>
+                <w:kern w:val="2"/>
+                <w:lang w:val="en-US"/>
+                <w14:ligatures w14:val="standardContextual"/>
+              </w:rPr>
+              <w:t>}</w:t>
             </w:r>
           </w:p>
         </w:tc>
@@ -634,7 +784,27 @@
                 <w:lang w:val="en-US"/>
                 <w14:ligatures w14:val="standardContextual"/>
               </w:rPr>
-              <w:t>{RmExperience}</w:t>
+              <w:t>{</w:t>
+            </w:r>
+            <w:proofErr w:type="spellStart"/>
+            <w:r>
+              <w:rPr>
+                <w:rFonts w:ascii="Bookman Old Style" w:hAnsi="Bookman Old Style"/>
+                <w:kern w:val="2"/>
+                <w:lang w:val="en-US"/>
+                <w14:ligatures w14:val="standardContextual"/>
+              </w:rPr>
+              <w:t>RmExperience</w:t>
+            </w:r>
+            <w:proofErr w:type="spellEnd"/>
+            <w:r>
+              <w:rPr>
+                <w:rFonts w:ascii="Bookman Old Style" w:hAnsi="Bookman Old Style"/>
+                <w:kern w:val="2"/>
+                <w:lang w:val="en-US"/>
+                <w14:ligatures w14:val="standardContextual"/>
+              </w:rPr>
+              <w:t>}</w:t>
             </w:r>
           </w:p>
         </w:tc>
@@ -689,7 +859,18 @@
                 <w:lang w:val="en-US"/>
                 <w14:ligatures w14:val="standardContextual"/>
               </w:rPr>
-              <w:t xml:space="preserve">Experience: </w:t>
+              <w:t>Experience</w:t>
+            </w:r>
+            <w:proofErr w:type="gramStart"/>
+            <w:r>
+              <w:rPr>
+                <w:rFonts w:ascii="Bookman Old Style" w:hAnsi="Bookman Old Style"/>
+                <w:b/>
+                <w:kern w:val="2"/>
+                <w:lang w:val="en-US"/>
+                <w14:ligatures w14:val="standardContextual"/>
+              </w:rPr>
+              <w:t xml:space="preserve">: </w:t>
             </w:r>
             <w:r>
               <w:rPr>
@@ -708,7 +889,30 @@
                 <w:lang w:val="en-US"/>
                 <w14:ligatures w14:val="standardContextual"/>
               </w:rPr>
-              <w:t>{QSExperience}</w:t>
+              <w:t>{</w:t>
+            </w:r>
+            <w:proofErr w:type="spellStart"/>
+            <w:proofErr w:type="gramEnd"/>
+            <w:r>
+              <w:rPr>
+                <w:rFonts w:ascii="Bookman Old Style" w:hAnsi="Bookman Old Style"/>
+                <w:bCs/>
+                <w:kern w:val="2"/>
+                <w:lang w:val="en-US"/>
+                <w14:ligatures w14:val="standardContextual"/>
+              </w:rPr>
+              <w:t>QSExperience</w:t>
+            </w:r>
+            <w:proofErr w:type="spellEnd"/>
+            <w:r>
+              <w:rPr>
+                <w:rFonts w:ascii="Bookman Old Style" w:hAnsi="Bookman Old Style"/>
+                <w:bCs/>
+                <w:kern w:val="2"/>
+                <w:lang w:val="en-US"/>
+                <w14:ligatures w14:val="standardContextual"/>
+              </w:rPr>
+              <w:t>}</w:t>
             </w:r>
           </w:p>
         </w:tc>
@@ -737,7 +941,27 @@
                 <w:lang w:val="en-US"/>
                 <w14:ligatures w14:val="standardContextual"/>
               </w:rPr>
-              <w:t>{AppExperience}</w:t>
+              <w:t>{</w:t>
+            </w:r>
+            <w:proofErr w:type="spellStart"/>
+            <w:r>
+              <w:rPr>
+                <w:rFonts w:ascii="Bookman Old Style" w:hAnsi="Bookman Old Style"/>
+                <w:kern w:val="2"/>
+                <w:lang w:val="en-US"/>
+                <w14:ligatures w14:val="standardContextual"/>
+              </w:rPr>
+              <w:t>AppExperience</w:t>
+            </w:r>
+            <w:proofErr w:type="spellEnd"/>
+            <w:r>
+              <w:rPr>
+                <w:rFonts w:ascii="Bookman Old Style" w:hAnsi="Bookman Old Style"/>
+                <w:kern w:val="2"/>
+                <w:lang w:val="en-US"/>
+                <w14:ligatures w14:val="standardContextual"/>
+              </w:rPr>
+              <w:t>}</w:t>
             </w:r>
           </w:p>
         </w:tc>
@@ -767,7 +991,27 @@
                 <w:lang w:val="en-US"/>
                 <w14:ligatures w14:val="standardContextual"/>
               </w:rPr>
-              <w:t>{RmTraining}</w:t>
+              <w:t>{</w:t>
+            </w:r>
+            <w:proofErr w:type="spellStart"/>
+            <w:r>
+              <w:rPr>
+                <w:rFonts w:ascii="Bookman Old Style" w:hAnsi="Bookman Old Style"/>
+                <w:kern w:val="2"/>
+                <w:lang w:val="en-US"/>
+                <w14:ligatures w14:val="standardContextual"/>
+              </w:rPr>
+              <w:t>RmTraining</w:t>
+            </w:r>
+            <w:proofErr w:type="spellEnd"/>
+            <w:r>
+              <w:rPr>
+                <w:rFonts w:ascii="Bookman Old Style" w:hAnsi="Bookman Old Style"/>
+                <w:kern w:val="2"/>
+                <w:lang w:val="en-US"/>
+                <w14:ligatures w14:val="standardContextual"/>
+              </w:rPr>
+              <w:t>}</w:t>
             </w:r>
           </w:p>
         </w:tc>
@@ -822,7 +1066,18 @@
                 <w:lang w:val="en-US"/>
                 <w14:ligatures w14:val="standardContextual"/>
               </w:rPr>
-              <w:t>Eligibility:</w:t>
+              <w:t>Eligibility</w:t>
+            </w:r>
+            <w:proofErr w:type="gramStart"/>
+            <w:r>
+              <w:rPr>
+                <w:rFonts w:ascii="Bookman Old Style" w:hAnsi="Bookman Old Style"/>
+                <w:b/>
+                <w:kern w:val="2"/>
+                <w:lang w:val="en-US"/>
+                <w14:ligatures w14:val="standardContextual"/>
+              </w:rPr>
+              <w:t>:</w:t>
             </w:r>
             <w:r>
               <w:rPr>
@@ -841,7 +1096,30 @@
                 <w:lang w:val="en-US"/>
                 <w14:ligatures w14:val="standardContextual"/>
               </w:rPr>
-              <w:t>{QSEligibility}</w:t>
+              <w:t>{</w:t>
+            </w:r>
+            <w:proofErr w:type="spellStart"/>
+            <w:proofErr w:type="gramEnd"/>
+            <w:r>
+              <w:rPr>
+                <w:rFonts w:ascii="Bookman Old Style" w:hAnsi="Bookman Old Style"/>
+                <w:bCs/>
+                <w:kern w:val="2"/>
+                <w:lang w:val="en-US"/>
+                <w14:ligatures w14:val="standardContextual"/>
+              </w:rPr>
+              <w:t>QSEligibility</w:t>
+            </w:r>
+            <w:proofErr w:type="spellEnd"/>
+            <w:r>
+              <w:rPr>
+                <w:rFonts w:ascii="Bookman Old Style" w:hAnsi="Bookman Old Style"/>
+                <w:bCs/>
+                <w:kern w:val="2"/>
+                <w:lang w:val="en-US"/>
+                <w14:ligatures w14:val="standardContextual"/>
+              </w:rPr>
+              <w:t>}</w:t>
             </w:r>
           </w:p>
         </w:tc>
@@ -870,7 +1148,27 @@
                 <w:lang w:val="en-US"/>
                 <w14:ligatures w14:val="standardContextual"/>
               </w:rPr>
-              <w:t>{AppEligibility}</w:t>
+              <w:t>{</w:t>
+            </w:r>
+            <w:proofErr w:type="spellStart"/>
+            <w:r>
+              <w:rPr>
+                <w:rFonts w:ascii="Bookman Old Style" w:hAnsi="Bookman Old Style"/>
+                <w:kern w:val="2"/>
+                <w:lang w:val="en-US"/>
+                <w14:ligatures w14:val="standardContextual"/>
+              </w:rPr>
+              <w:t>AppEligibility</w:t>
+            </w:r>
+            <w:proofErr w:type="spellEnd"/>
+            <w:r>
+              <w:rPr>
+                <w:rFonts w:ascii="Bookman Old Style" w:hAnsi="Bookman Old Style"/>
+                <w:kern w:val="2"/>
+                <w:lang w:val="en-US"/>
+                <w14:ligatures w14:val="standardContextual"/>
+              </w:rPr>
+              <w:t>}</w:t>
             </w:r>
           </w:p>
         </w:tc>
@@ -900,7 +1198,27 @@
                 <w:lang w:val="en-US"/>
                 <w14:ligatures w14:val="standardContextual"/>
               </w:rPr>
-              <w:t>{RmEligibility}</w:t>
+              <w:t>{</w:t>
+            </w:r>
+            <w:proofErr w:type="spellStart"/>
+            <w:r>
+              <w:rPr>
+                <w:rFonts w:ascii="Bookman Old Style" w:hAnsi="Bookman Old Style"/>
+                <w:kern w:val="2"/>
+                <w:lang w:val="en-US"/>
+                <w14:ligatures w14:val="standardContextual"/>
+              </w:rPr>
+              <w:t>RmEligibility</w:t>
+            </w:r>
+            <w:proofErr w:type="spellEnd"/>
+            <w:r>
+              <w:rPr>
+                <w:rFonts w:ascii="Bookman Old Style" w:hAnsi="Bookman Old Style"/>
+                <w:kern w:val="2"/>
+                <w:lang w:val="en-US"/>
+                <w14:ligatures w14:val="standardContextual"/>
+              </w:rPr>
+              <w:t>}</w:t>
             </w:r>
           </w:p>
         </w:tc>
@@ -917,14 +1235,6 @@
     <w:p>
       <w:pPr>
         <w:pStyle w:val="NoSpacing"/>
-        <w:rPr>
-          <w:rFonts w:ascii="Bookman Old Style" w:hAnsi="Bookman Old Style"/>
-        </w:rPr>
-      </w:pPr>
-    </w:p>
-    <w:p>
-      <w:pPr>
-        <w:pStyle w:val="NoSpacing"/>
         <w:jc w:val="both"/>
         <w:rPr>
           <w:rFonts w:ascii="Bookman Old Style" w:hAnsi="Bookman Old Style"/>
@@ -934,7 +1244,21 @@
         <w:rPr>
           <w:rFonts w:ascii="Bookman Old Style" w:hAnsi="Bookman Old Style"/>
         </w:rPr>
-        <w:t>{ReasonText}</w:t>
+        <w:t>{</w:t>
+      </w:r>
+      <w:proofErr w:type="spellStart"/>
+      <w:r>
+        <w:rPr>
+          <w:rFonts w:ascii="Bookman Old Style" w:hAnsi="Bookman Old Style"/>
+        </w:rPr>
+        <w:t>ReasonText</w:t>
+      </w:r>
+      <w:proofErr w:type="spellEnd"/>
+      <w:r>
+        <w:rPr>
+          <w:rFonts w:ascii="Bookman Old Style" w:hAnsi="Bookman Old Style"/>
+        </w:rPr>
+        <w:t>}</w:t>
       </w:r>
       <w:r>
         <w:rPr>
@@ -1014,7 +1338,25 @@
           <w:b/>
           <w:bCs/>
         </w:rPr>
-        <w:t>{ApplicationCode}</w:t>
+        <w:t>{</w:t>
+      </w:r>
+      <w:proofErr w:type="spellStart"/>
+      <w:r>
+        <w:rPr>
+          <w:rFonts w:ascii="Bookman Old Style" w:hAnsi="Bookman Old Style"/>
+          <w:b/>
+          <w:bCs/>
+        </w:rPr>
+        <w:t>ApplicationCode</w:t>
+      </w:r>
+      <w:proofErr w:type="spellEnd"/>
+      <w:r>
+        <w:rPr>
+          <w:rFonts w:ascii="Bookman Old Style" w:hAnsi="Bookman Old Style"/>
+          <w:b/>
+          <w:bCs/>
+        </w:rPr>
+        <w:t>}</w:t>
       </w:r>
       <w:r>
         <w:rPr>
